--- a/static/media/doan_ktra_table.docx
+++ b/static/media/doan_ktra_table.docx
@@ -1,6 +1,6 @@
 
 <file path=word/document.xml><?xml version="1.0" encoding="utf-8"?>
-<w:document xmlns:wpc="http://schemas.microsoft.com/office/word/2010/wordprocessingCanvas" xmlns:cx="http://schemas.microsoft.com/office/drawing/2014/chartex" xmlns:cx1="http://schemas.microsoft.com/office/drawing/2015/9/8/chartex" xmlns:mc="http://schemas.openxmlformats.org/markup-compatibility/2006" xmlns:o="urn:schemas-microsoft-com:office:office" xmlns:r="http://schemas.openxmlformats.org/officeDocument/2006/relationships" xmlns:m="http://schemas.openxmlformats.org/officeDocument/2006/math" xmlns:v="urn:schemas-microsoft-com:vml" xmlns:wp14="http://schemas.microsoft.com/office/word/2010/wordprocessingDrawing" xmlns:wp="http://schemas.openxmlformats.org/drawingml/2006/wordprocessingDrawing" xmlns:w10="urn:schemas-microsoft-com:office:word" xmlns:w="http://schemas.openxmlformats.org/wordprocessingml/2006/main" xmlns:w14="http://schemas.microsoft.com/office/word/2010/wordml" xmlns:w15="http://schemas.microsoft.com/office/word/2012/wordml" xmlns:w16se="http://schemas.microsoft.com/office/word/2015/wordml/symex" xmlns:wpg="http://schemas.microsoft.com/office/word/2010/wordprocessingGroup" xmlns:wpi="http://schemas.microsoft.com/office/word/2010/wordprocessingInk" xmlns:wne="http://schemas.microsoft.com/office/word/2006/wordml" xmlns:wps="http://schemas.microsoft.com/office/word/2010/wordprocessingShape" mc:Ignorable="w14 w15 w16se wp14">
+<w:document xmlns:wpc="http://schemas.microsoft.com/office/word/2010/wordprocessingCanvas" xmlns:cx="http://schemas.microsoft.com/office/drawing/2014/chartex" xmlns:cx1="http://schemas.microsoft.com/office/drawing/2015/9/8/chartex" xmlns:cx2="http://schemas.microsoft.com/office/drawing/2015/10/21/chartex" xmlns:cx3="http://schemas.microsoft.com/office/drawing/2016/5/9/chartex" xmlns:cx4="http://schemas.microsoft.com/office/drawing/2016/5/10/chartex" xmlns:cx5="http://schemas.microsoft.com/office/drawing/2016/5/11/chartex" xmlns:cx6="http://schemas.microsoft.com/office/drawing/2016/5/12/chartex" xmlns:cx7="http://schemas.microsoft.com/office/drawing/2016/5/13/chartex" xmlns:cx8="http://schemas.microsoft.com/office/drawing/2016/5/14/chartex" xmlns:mc="http://schemas.openxmlformats.org/markup-compatibility/2006" xmlns:aink="http://schemas.microsoft.com/office/drawing/2016/ink" xmlns:am3d="http://schemas.microsoft.com/office/drawing/2017/model3d" xmlns:o="urn:schemas-microsoft-com:office:office" xmlns:oel="http://schemas.microsoft.com/office/2019/extlst" xmlns:r="http://schemas.openxmlformats.org/officeDocument/2006/relationships" xmlns:m="http://schemas.openxmlformats.org/officeDocument/2006/math" xmlns:v="urn:schemas-microsoft-com:vml" xmlns:wp14="http://schemas.microsoft.com/office/word/2010/wordprocessingDrawing" xmlns:wp="http://schemas.openxmlformats.org/drawingml/2006/wordprocessingDrawing" xmlns:w10="urn:schemas-microsoft-com:office:word" xmlns:w="http://schemas.openxmlformats.org/wordprocessingml/2006/main" xmlns:w14="http://schemas.microsoft.com/office/word/2010/wordml" xmlns:w15="http://schemas.microsoft.com/office/word/2012/wordml" xmlns:w16cex="http://schemas.microsoft.com/office/word/2018/wordml/cex" xmlns:w16cid="http://schemas.microsoft.com/office/word/2016/wordml/cid" xmlns:w16="http://schemas.microsoft.com/office/word/2018/wordml" xmlns:w16du="http://schemas.microsoft.com/office/word/2023/wordml/word16du" xmlns:w16sdtdh="http://schemas.microsoft.com/office/word/2020/wordml/sdtdatahash" xmlns:w16sdtfl="http://schemas.microsoft.com/office/word/2024/wordml/sdtformatlock" xmlns:w16se="http://schemas.microsoft.com/office/word/2015/wordml/symex" xmlns:wpg="http://schemas.microsoft.com/office/word/2010/wordprocessingGroup" xmlns:wpi="http://schemas.microsoft.com/office/word/2010/wordprocessingInk" xmlns:wne="http://schemas.microsoft.com/office/word/2006/wordml" xmlns:wps="http://schemas.microsoft.com/office/word/2010/wordprocessingShape" mc:Ignorable="w14 w15 w16se w16cid w16 w16cex w16sdtdh w16sdtfl w16du wp14">
   <w:body>
     <w:tbl>
       <w:tblPr>
@@ -25,7 +25,7 @@
       </w:tblGrid>
       <w:tr>
         <w:trPr>
-          <w:trHeight w:val="223"/>
+          <w:trHeight w:val="340"/>
         </w:trPr>
         <w:tc>
           <w:tcPr>
@@ -134,7 +134,7 @@
       </w:tr>
       <w:tr>
         <w:trPr>
-          <w:trHeight w:val="341"/>
+          <w:trHeight w:val="340"/>
         </w:trPr>
         <w:tc>
           <w:tcPr>
@@ -244,7 +244,7 @@
       </w:tr>
       <w:tr>
         <w:trPr>
-          <w:trHeight w:val="275"/>
+          <w:trHeight w:val="340"/>
         </w:trPr>
         <w:tc>
           <w:tcPr>
@@ -354,7 +354,7 @@
       </w:tr>
       <w:tr>
         <w:trPr>
-          <w:trHeight w:val="275"/>
+          <w:trHeight w:val="340"/>
         </w:trPr>
         <w:tc>
           <w:tcPr>
@@ -430,8 +430,6 @@
               </w:rPr>
               <w:t>&lt;ngach_cb&gt;</w:t>
             </w:r>
-            <w:bookmarkStart w:id="0" w:name="_GoBack"/>
-            <w:bookmarkEnd w:id="0"/>
           </w:p>
         </w:tc>
         <w:tc>
@@ -467,7 +465,7 @@
       </w:tr>
       <w:tr>
         <w:trPr>
-          <w:trHeight w:val="275"/>
+          <w:trHeight w:val="340"/>
         </w:trPr>
         <w:tc>
           <w:tcPr>
@@ -578,7 +576,7 @@
       </w:tr>
       <w:tr>
         <w:trPr>
-          <w:trHeight w:val="275"/>
+          <w:trHeight w:val="340"/>
         </w:trPr>
         <w:tc>
           <w:tcPr>
@@ -689,7 +687,7 @@
       </w:tr>
       <w:tr>
         <w:trPr>
-          <w:trHeight w:val="275"/>
+          <w:trHeight w:val="340"/>
         </w:trPr>
         <w:tc>
           <w:tcPr>
@@ -800,7 +798,7 @@
       </w:tr>
       <w:tr>
         <w:trPr>
-          <w:trHeight w:val="275"/>
+          <w:trHeight w:val="340"/>
         </w:trPr>
         <w:tc>
           <w:tcPr>
@@ -911,7 +909,7 @@
       </w:tr>
       <w:tr>
         <w:trPr>
-          <w:trHeight w:val="275"/>
+          <w:trHeight w:val="340"/>
         </w:trPr>
         <w:tc>
           <w:tcPr>
@@ -1022,7 +1020,7 @@
       </w:tr>
       <w:tr>
         <w:trPr>
-          <w:trHeight w:val="275"/>
+          <w:trHeight w:val="340"/>
         </w:trPr>
         <w:tc>
           <w:tcPr>
@@ -1133,7 +1131,7 @@
       </w:tr>
       <w:tr>
         <w:trPr>
-          <w:trHeight w:val="275"/>
+          <w:trHeight w:val="340"/>
         </w:trPr>
         <w:tc>
           <w:tcPr>
@@ -1244,7 +1242,7 @@
       </w:tr>
       <w:tr>
         <w:trPr>
-          <w:trHeight w:val="275"/>
+          <w:trHeight w:val="340"/>
         </w:trPr>
         <w:tc>
           <w:tcPr>
@@ -1355,7 +1353,7 @@
       </w:tr>
       <w:tr>
         <w:trPr>
-          <w:trHeight w:val="275"/>
+          <w:trHeight w:val="340"/>
         </w:trPr>
         <w:tc>
           <w:tcPr>
@@ -1466,7 +1464,7 @@
       </w:tr>
       <w:tr>
         <w:trPr>
-          <w:trHeight w:val="275"/>
+          <w:trHeight w:val="340"/>
         </w:trPr>
         <w:tc>
           <w:tcPr>
@@ -1577,7 +1575,7 @@
       </w:tr>
       <w:tr>
         <w:trPr>
-          <w:trHeight w:val="275"/>
+          <w:trHeight w:val="340"/>
         </w:trPr>
         <w:tc>
           <w:tcPr>
@@ -1688,7 +1686,7 @@
       </w:tr>
       <w:tr>
         <w:trPr>
-          <w:trHeight w:val="275"/>
+          <w:trHeight w:val="340"/>
         </w:trPr>
         <w:tc>
           <w:tcPr>
@@ -1799,7 +1797,7 @@
       </w:tr>
       <w:tr>
         <w:trPr>
-          <w:trHeight w:val="275"/>
+          <w:trHeight w:val="340"/>
         </w:trPr>
         <w:tc>
           <w:tcPr>
@@ -1910,7 +1908,7 @@
       </w:tr>
       <w:tr>
         <w:trPr>
-          <w:trHeight w:val="275"/>
+          <w:trHeight w:val="340"/>
         </w:trPr>
         <w:tc>
           <w:tcPr>
@@ -2021,7 +2019,7 @@
       </w:tr>
       <w:tr>
         <w:trPr>
-          <w:trHeight w:val="275"/>
+          <w:trHeight w:val="340"/>
         </w:trPr>
         <w:tc>
           <w:tcPr>
@@ -2132,7 +2130,7 @@
       </w:tr>
       <w:tr>
         <w:trPr>
-          <w:trHeight w:val="275"/>
+          <w:trHeight w:val="340"/>
         </w:trPr>
         <w:tc>
           <w:tcPr>
@@ -2243,7 +2241,7 @@
       </w:tr>
       <w:tr>
         <w:trPr>
-          <w:trHeight w:val="275"/>
+          <w:trHeight w:val="340"/>
         </w:trPr>
         <w:tc>
           <w:tcPr>
@@ -2354,7 +2352,7 @@
       </w:tr>
       <w:tr>
         <w:trPr>
-          <w:trHeight w:val="275"/>
+          <w:trHeight w:val="340"/>
         </w:trPr>
         <w:tc>
           <w:tcPr>
@@ -2465,7 +2463,7 @@
       </w:tr>
       <w:tr>
         <w:trPr>
-          <w:trHeight w:val="275"/>
+          <w:trHeight w:val="340"/>
         </w:trPr>
         <w:tc>
           <w:tcPr>
@@ -2576,7 +2574,7 @@
       </w:tr>
       <w:tr>
         <w:trPr>
-          <w:trHeight w:val="275"/>
+          <w:trHeight w:val="340"/>
         </w:trPr>
         <w:tc>
           <w:tcPr>
@@ -2687,7 +2685,7 @@
       </w:tr>
       <w:tr>
         <w:trPr>
-          <w:trHeight w:val="275"/>
+          <w:trHeight w:val="340"/>
         </w:trPr>
         <w:tc>
           <w:tcPr>
@@ -2798,7 +2796,7 @@
       </w:tr>
       <w:tr>
         <w:trPr>
-          <w:trHeight w:val="275"/>
+          <w:trHeight w:val="340"/>
         </w:trPr>
         <w:tc>
           <w:tcPr>
@@ -2909,7 +2907,7 @@
       </w:tr>
       <w:tr>
         <w:trPr>
-          <w:trHeight w:val="275"/>
+          <w:trHeight w:val="340"/>
         </w:trPr>
         <w:tc>
           <w:tcPr>
@@ -3020,7 +3018,7 @@
       </w:tr>
       <w:tr>
         <w:trPr>
-          <w:trHeight w:val="275"/>
+          <w:trHeight w:val="340"/>
         </w:trPr>
         <w:tc>
           <w:tcPr>
@@ -3131,7 +3129,7 @@
       </w:tr>
       <w:tr>
         <w:trPr>
-          <w:trHeight w:val="275"/>
+          <w:trHeight w:val="340"/>
         </w:trPr>
         <w:tc>
           <w:tcPr>
@@ -3242,7 +3240,7 @@
       </w:tr>
       <w:tr>
         <w:trPr>
-          <w:trHeight w:val="275"/>
+          <w:trHeight w:val="340"/>
         </w:trPr>
         <w:tc>
           <w:tcPr>
@@ -3371,7 +3369,7 @@
 </file>
 
 <file path=word/styles.xml><?xml version="1.0" encoding="utf-8"?>
-<w:styles xmlns:mc="http://schemas.openxmlformats.org/markup-compatibility/2006" xmlns:r="http://schemas.openxmlformats.org/officeDocument/2006/relationships" xmlns:w="http://schemas.openxmlformats.org/wordprocessingml/2006/main" xmlns:w14="http://schemas.microsoft.com/office/word/2010/wordml" xmlns:w15="http://schemas.microsoft.com/office/word/2012/wordml" xmlns:w16se="http://schemas.microsoft.com/office/word/2015/wordml/symex" mc:Ignorable="w14 w15 w16se">
+<w:styles xmlns:mc="http://schemas.openxmlformats.org/markup-compatibility/2006" xmlns:r="http://schemas.openxmlformats.org/officeDocument/2006/relationships" xmlns:w="http://schemas.openxmlformats.org/wordprocessingml/2006/main" xmlns:w14="http://schemas.microsoft.com/office/word/2010/wordml" xmlns:w15="http://schemas.microsoft.com/office/word/2012/wordml" xmlns:w16cex="http://schemas.microsoft.com/office/word/2018/wordml/cex" xmlns:w16cid="http://schemas.microsoft.com/office/word/2016/wordml/cid" xmlns:w16="http://schemas.microsoft.com/office/word/2018/wordml" xmlns:w16du="http://schemas.microsoft.com/office/word/2023/wordml/word16du" xmlns:w16sdtdh="http://schemas.microsoft.com/office/word/2020/wordml/sdtdatahash" xmlns:w16sdtfl="http://schemas.microsoft.com/office/word/2024/wordml/sdtformatlock" xmlns:w16se="http://schemas.microsoft.com/office/word/2015/wordml/symex" mc:Ignorable="w14 w15 w16se w16cid w16 w16cex w16sdtdh w16sdtfl w16du">
   <w:docDefaults>
     <w:rPrDefault>
       <w:rPr>
@@ -3387,7 +3385,7 @@
       </w:pPr>
     </w:pPrDefault>
   </w:docDefaults>
-  <w:latentStyles w:defLockedState="0" w:defUIPriority="99" w:defSemiHidden="0" w:defUnhideWhenUsed="0" w:defQFormat="0" w:count="371">
+  <w:latentStyles w:defLockedState="0" w:defUIPriority="99" w:defSemiHidden="0" w:defUnhideWhenUsed="0" w:defQFormat="0" w:count="376">
     <w:lsdException w:name="Normal" w:uiPriority="0" w:qFormat="1"/>
     <w:lsdException w:name="heading 1" w:uiPriority="9" w:qFormat="1"/>
     <w:lsdException w:name="heading 2" w:semiHidden="1" w:uiPriority="9" w:unhideWhenUsed="1" w:qFormat="1"/>
@@ -3759,6 +3757,11 @@
     <w:lsdException w:name="List Table 5 Dark Accent 6" w:uiPriority="50"/>
     <w:lsdException w:name="List Table 6 Colorful Accent 6" w:uiPriority="51"/>
     <w:lsdException w:name="List Table 7 Colorful Accent 6" w:uiPriority="52"/>
+    <w:lsdException w:name="Mention" w:semiHidden="1" w:unhideWhenUsed="1"/>
+    <w:lsdException w:name="Smart Hyperlink" w:semiHidden="1" w:unhideWhenUsed="1"/>
+    <w:lsdException w:name="Hashtag" w:semiHidden="1" w:unhideWhenUsed="1"/>
+    <w:lsdException w:name="Unresolved Mention" w:semiHidden="1" w:unhideWhenUsed="1"/>
+    <w:lsdException w:name="Smart Link" w:semiHidden="1" w:unhideWhenUsed="1"/>
   </w:latentStyles>
   <w:style w:type="paragraph" w:default="1" w:styleId="Normal">
     <w:name w:val="Normal"/>
